--- a/baza/исходник миникурса/REELS_СЦЕНАРИЙ_ЛЮБОВЬ_МАНИФЕСТ.docx
+++ b/baza/исходник миникурса/REELS_СЦЕНАРИЙ_ЛЮБОВЬ_МАНИФЕСТ.docx
@@ -29,7 +29,9 @@
           <w:color w:val="555555"/>
           <w:sz w:val="21"/>
         </w:rPr>
-        <w:t>Текст Анатолия Фёдорова. Формат: кинематографичный монолог в камеру.</w:t>
+        <w:t>Сценарий для суфлёра + Выдача техники 3 позиций восприятия в Direct</w:t>
+        <w:br/>
+        <w:t>Спикер: Федоров Анатолий Игоревич (Семейный психолог, гипнолог, проректор МАГиГ)</w:t>
       </w:r>
     </w:p>
     <w:p>
@@ -56,7 +58,7 @@
           <w:b/>
           <w:sz w:val="20"/>
         </w:rPr>
-        <w:t xml:space="preserve">Длительность: </w:t>
+        <w:t xml:space="preserve">Хронометраж: </w:t>
       </w:r>
       <w:r>
         <w:rPr>
@@ -64,7 +66,7 @@
           <w:i w:val="0"/>
           <w:sz w:val="20"/>
         </w:rPr>
-        <w:t>Хронометраж: 45–55 сек.</w:t>
+        <w:t>45–55 сек.</w:t>
       </w:r>
     </w:p>
     <w:p>
@@ -77,7 +79,7 @@
           <w:b/>
           <w:sz w:val="20"/>
         </w:rPr>
-        <w:t xml:space="preserve">Формат и тон: </w:t>
+        <w:t xml:space="preserve">Подача: </w:t>
       </w:r>
       <w:r>
         <w:rPr>
@@ -85,7 +87,7 @@
           <w:i w:val="0"/>
           <w:sz w:val="20"/>
         </w:rPr>
-        <w:t>Кинематографичный монолог. Спокойный, глубокий, бархатный голос. Без спешки, с паузами между строчками. Прямой взгляд в камеру.</w:t>
+        <w:t>Кинематографичный монолог. Спокойный, глубокий голос, прямой взгляд в камеру.</w:t>
       </w:r>
     </w:p>
     <w:p>
@@ -98,7 +100,7 @@
           <w:b/>
           <w:sz w:val="20"/>
         </w:rPr>
-        <w:t xml:space="preserve">Музыка: </w:t>
+        <w:t xml:space="preserve">Кодовое слово: </w:t>
       </w:r>
       <w:r>
         <w:rPr>
@@ -106,51 +108,7 @@
           <w:i w:val="0"/>
           <w:sz w:val="20"/>
         </w:rPr>
-        <w:t>Мягкое пианино / эмбиент пад (без слов). Тихая, кинематографичная атмосфера.</w:t>
-      </w:r>
-    </w:p>
-    <w:p>
-      <w:pPr>
-        <w:spacing w:after="80" w:line="276" w:lineRule="auto"/>
-      </w:pPr>
-      <w:r>
-        <w:rPr>
-          <w:rFonts w:ascii="Calibri" w:hAnsi="Calibri"/>
-          <w:b/>
-          <w:sz w:val="20"/>
-        </w:rPr>
-        <w:t xml:space="preserve">Визуал: </w:t>
-      </w:r>
-      <w:r>
-        <w:rPr>
-          <w:rFonts w:ascii="Calibri" w:hAnsi="Calibri"/>
-          <w:i w:val="0"/>
-          <w:sz w:val="20"/>
-        </w:rPr>
-        <w:t>Анатолий в кадре: на улице вечером, в кресле с мягким светом или в кафе у окна. Спокойный, задумчивый. Без жестикуляции, только глаза и голос.</w:t>
-      </w:r>
-    </w:p>
-    <w:p>
-      <w:pPr>
-        <w:spacing w:after="80" w:line="276" w:lineRule="auto"/>
-      </w:pPr>
-      <w:r>
-        <w:rPr>
-          <w:rFonts w:ascii="Calibri" w:hAnsi="Calibri"/>
-          <w:b/>
-          <w:sz w:val="20"/>
-        </w:rPr>
-        <w:t xml:space="preserve">Субтитры: </w:t>
-      </w:r>
-      <w:r>
-        <w:rPr>
-          <w:rFonts w:ascii="Calibri" w:hAnsi="Calibri"/>
-          <w:i w:val="0"/>
-          <w:sz w:val="20"/>
-        </w:rPr>
-        <w:t>Вариант 1: Субтитры появляются по мере речи (ключевые фразы крупным шрифтом).</w:t>
-        <w:br/>
-        <w:t>Вариант 2: Без субтитров, только голос и лицо.</w:t>
+        <w:t>«БЛИЗОСТЬ» (или «ДИАЛОГ»)</w:t>
       </w:r>
     </w:p>
     <w:p>
@@ -224,7 +182,10 @@
         <w:t>Вот это уже похоже на любовь.</w:t>
         <w:br/>
         <w:br/>
-        <w:t>И если однажды у тебя такое будет — не потеряй это.»</w:t>
+        <w:t>И если однажды у тебя такое будет — не потеряй это.</w:t>
+        <w:br/>
+        <w:br/>
+        <w:t>Напиши слово БЛИЗОСТЬ в комментарии — отправлю в директ технику 3 позиций восприятия, которая помогает слышать друг друга без ссор и сохранять тепло годами.»</w:t>
       </w:r>
     </w:p>
     <w:p>
@@ -238,7 +199,7 @@
           <w:color w:val="1F4E5B"/>
           <w:sz w:val="26"/>
         </w:rPr>
-        <w:t>РЕЖИССЁРСКИЕ ЗАМЕТКИ</w:t>
+        <w:t>ТЕКСТ ДЛЯ ОТПРАВКИ В DIRECT ПО СЛОВУ «БЛИЗОСТЬ»</w:t>
       </w:r>
     </w:p>
     <w:p>
@@ -251,48 +212,49 @@
           <w:i w:val="0"/>
           <w:sz w:val="20"/>
         </w:rPr>
-        <w:t>1. Каждое перечисление качеств (уставшим, растерянным, сложным, злым, неидеальным) произносить с микропаузой между словами. Это создает эффект нарастания и проникновения.</w:t>
+        <w:t xml:space="preserve">Настоящая любовь проверяется не в медовый месяц, а в моменты усталости, раздражения и бытовых кризисов. </w:t>
         <w:br/>
-        <w:t>2. Фразу «И всё равно остаются рядом» — произнести чуть тише, почти шёпотом. Это кульминация.</w:t>
         <w:br/>
-        <w:t>3. Финальную фразу «Не потеряй это» — сказать уверенно, с легкой улыбкой, глядя прямо в камеру. Это послевкусие.</w:t>
+        <w:t>Главная ловушка в отношениях: в момент ссоры мы намертво застреваем в своей обиде («Я прав, а меня не ценят!») и физически не способны услышать другого.</w:t>
         <w:br/>
-        <w:t>4. Не торопиться. Каждая пауза — это пространство, в которое зритель проваливается и узнаёт себя.</w:t>
-      </w:r>
-    </w:p>
-    <w:p>
-      <w:pPr>
-        <w:spacing w:before="280" w:after="60"/>
-      </w:pPr>
-      <w:r>
-        <w:rPr>
-          <w:rFonts w:ascii="Calibri" w:hAnsi="Calibri"/>
-          <w:b/>
-          <w:color w:val="1F4E5B"/>
-          <w:sz w:val="26"/>
-        </w:rPr>
-        <w:t>ПОЧЕМУ ЭТОТ РОЛИК СОБЕРЁТ ВИРАЛ</w:t>
-      </w:r>
-    </w:p>
-    <w:p>
-      <w:pPr>
-        <w:spacing w:after="80" w:line="276" w:lineRule="auto"/>
-      </w:pPr>
-      <w:r>
-        <w:rPr>
-          <w:rFonts w:ascii="Calibri" w:hAnsi="Calibri"/>
-          <w:i w:val="0"/>
-          <w:sz w:val="20"/>
-        </w:rPr>
-        <w:t>• Формат «разрушение иллюзий → настоящая глубина» — топовый паттерн в нише Family Relationships (по данным Virale).</w:t>
         <w:br/>
-        <w:t>• Эмоциональный хук в первые 3 секунды: «Секс — это ещё не любовь» — сразу останавливает скролл.</w:t>
+        <w:t>Чтобы вернуть контакт и понимание за 5 минут — используйте базовую технику: «Трёхпозиционное восприятие».</w:t>
         <w:br/>
-        <w:t>• Бешеная виральность через репосты: люди пересылают такие видео партнерам, друзьям и родителям.</w:t>
         <w:br/>
-        <w:t>• Сохранения (Bookmarks) — максимальные, потому что текст хочется перечитать.</w:t>
+        <w:t>СУТЬ ТЕХНИКИ:</w:t>
         <w:br/>
-        <w:t>• Без CTA и продаж — чистая ценность. Это работает на подписку, узнаваемость и доверие.</w:t>
+        <w:t>Любой конфликт в паре имеет три точки зрения. Чтобы найти выход, нужно последовательно пройти все три:</w:t>
+        <w:br/>
+        <w:br/>
+        <w:t>1-я Позиция («Я» — из своего тела):</w:t>
+        <w:br/>
+        <w:t>Что я чувствую? Чего я хочу? Что меня задело? (Большинство людей живут только здесь — отсюда вечные упрёки).</w:t>
+        <w:br/>
+        <w:br/>
+        <w:t>2-я Позиция («Партнёр» — встать в его тапки):</w:t>
+        <w:br/>
+        <w:t>Вы мысленно переноситесь в тело партнёра. Представьте его усталость и страхи: «Что он чувствует? От чего защищается, когда молчит или огрызается?». Важно прочувствовать его состояние изнутри.</w:t>
+        <w:br/>
+        <w:br/>
+        <w:t>3-я Позиция («Мудрый Наблюдатель» — взгляд со стороны):</w:t>
+        <w:br/>
+        <w:t>Вы делаете мысленный шаг назад и смотрите на вас двоих со стороны: «Какая общая ошибка мешает им услышать друг друга? Что им обоим сейчас нужно сделать?».</w:t>
+        <w:br/>
+        <w:br/>
+        <w:t>ИНСТРУКЦИЯ К ПРИМЕНЕНИЮ:</w:t>
+        <w:br/>
+        <w:t>1. Сделайте паузу: 3 глубоких вдоха и выдоха.</w:t>
+        <w:br/>
+        <w:t>2. Встаньте во 2-ю позицию на 60 секунд: «Если бы я так устал — почему бы я так отреагировал?». В 90% случаев партнёр нападает не от злости, а от бессилия.</w:t>
+        <w:br/>
+        <w:t>3. Включите 3-ю позицию: Чего вы хотите — победить в споре или сохранить семью?</w:t>
+        <w:br/>
+        <w:t>4. Вернитесь в 1-ю позицию и скажите: «Я вижу, как ты устал. Я не хочу ругаться. Давай просто выдохнем и решим это спокойно».</w:t>
+        <w:br/>
+        <w:br/>
+        <w:t>👉 Разборы семейных сценариев — в моем Telegram-канале «Простые вещи»:</w:t>
+        <w:br/>
+        <w:t>https://t.me/smplthing</w:t>
       </w:r>
     </w:p>
     <w:sectPr>
